--- a/docs/docx/module/dna_forensics_student_guide.docx
+++ b/docs/docx/module/dna_forensics_student_guide.docx
@@ -15,7 +15,7 @@
         <w:pStyle w:val="Date"/>
       </w:pPr>
       <w:r>
-        <w:t xml:space="preserve">2026-08-26</w:t>
+        <w:t xml:space="preserve">2026-10-01</w:t>
       </w:r>
     </w:p>
     <w:p>
@@ -943,7 +943,7 @@
               </w:numPr>
             </w:pPr>
             <w:r>
-              <w:t xml:space="preserve">What are some potential negative consequences of taking an herbal medication that is mislabeled?</w:t>
+              <w:t xml:space="preserve">What are some potential negative biological consequences of taking an herbal medication that is mislabeled?</w:t>
             </w:r>
           </w:p>
           <w:p>
@@ -965,7 +965,7 @@
               </w:numPr>
             </w:pPr>
             <w:r>
-              <w:t xml:space="preserve">What are some potential negative consequences of smuggling wildlife out of Brazil?</w:t>
+              <w:t xml:space="preserve">What are some potential negative biological consequences of smuggling wildlife out of Brazil?</w:t>
             </w:r>
           </w:p>
           <w:p/>

--- a/docs/docx/module/dna_forensics_student_guide.docx
+++ b/docs/docx/module/dna_forensics_student_guide.docx
@@ -15,7 +15,7 @@
         <w:pStyle w:val="Date"/>
       </w:pPr>
       <w:r>
-        <w:t xml:space="preserve">2026-10-01</w:t>
+        <w:t xml:space="preserve">2026-10-05</w:t>
       </w:r>
     </w:p>
     <w:p>

--- a/docs/docx/module/dna_forensics_student_guide.docx
+++ b/docs/docx/module/dna_forensics_student_guide.docx
@@ -7,7 +7,7 @@
         <w:pStyle w:val="Title"/>
       </w:pPr>
       <w:r>
-        <w:t xml:space="preserve">DNA Forensics Prework</w:t>
+        <w:t xml:space="preserve">DNA Barcoding in Forensics</w:t>
       </w:r>
     </w:p>
     <w:p>
@@ -15,7 +15,7 @@
         <w:pStyle w:val="Date"/>
       </w:pPr>
       <w:r>
-        <w:t xml:space="preserve">2026-10-05</w:t>
+        <w:t xml:space="preserve">2026-10-07</w:t>
       </w:r>
     </w:p>
     <w:p>

--- a/docs/docx/module/dna_forensics_student_guide.docx
+++ b/docs/docx/module/dna_forensics_student_guide.docx
@@ -15,7 +15,7 @@
         <w:pStyle w:val="Date"/>
       </w:pPr>
       <w:r>
-        <w:t xml:space="preserve">2026-10-07</w:t>
+        <w:t xml:space="preserve">2026-10-20</w:t>
       </w:r>
     </w:p>
     <w:p>

--- a/docs/docx/module/dna_forensics_student_guide.docx
+++ b/docs/docx/module/dna_forensics_student_guide.docx
@@ -7,7 +7,7 @@
         <w:pStyle w:val="Title"/>
       </w:pPr>
       <w:r>
-        <w:t xml:space="preserve">DNA Barcoding in Forensics</w:t>
+        <w:t xml:space="preserve">Forensic Case Files: DNA Barcoding</w:t>
       </w:r>
     </w:p>
     <w:p>
@@ -15,7 +15,7 @@
         <w:pStyle w:val="Date"/>
       </w:pPr>
       <w:r>
-        <w:t xml:space="preserve">2026-10-20</w:t>
+        <w:t xml:space="preserve">2026-10-26</w:t>
       </w:r>
     </w:p>
     <w:p>

--- a/docs/docx/module/dna_forensics_student_guide.docx
+++ b/docs/docx/module/dna_forensics_student_guide.docx
@@ -15,7 +15,7 @@
         <w:pStyle w:val="Date"/>
       </w:pPr>
       <w:r>
-        <w:t xml:space="preserve">2026-10-26</w:t>
+        <w:t xml:space="preserve">2026-10-27</w:t>
       </w:r>
     </w:p>
     <w:p>

--- a/docs/docx/module/dna_forensics_student_guide.docx
+++ b/docs/docx/module/dna_forensics_student_guide.docx
@@ -15,7 +15,7 @@
         <w:pStyle w:val="Date"/>
       </w:pPr>
       <w:r>
-        <w:t xml:space="preserve">2026-10-27</w:t>
+        <w:t xml:space="preserve">2026-10-28</w:t>
       </w:r>
     </w:p>
     <w:p>

--- a/docs/docx/module/dna_forensics_student_guide.docx
+++ b/docs/docx/module/dna_forensics_student_guide.docx
@@ -15,7 +15,7 @@
         <w:pStyle w:val="Date"/>
       </w:pPr>
       <w:r>
-        <w:t xml:space="preserve">2026-10-28</w:t>
+        <w:t xml:space="preserve">2026-10-31</w:t>
       </w:r>
     </w:p>
     <w:p>
